--- a/LLDD/word/FE/LLDD-FE-Integration-Contracts.docx
+++ b/LLDD/word/FE/LLDD-FE-Integration-Contracts.docx
@@ -1942,7 +1942,22 @@
                 <w:rFonts w:ascii="Arial" w:hAnsi="Arial" w:eastAsia="Arial" w:cs="Tahoma"/>
                 <w:sz w:val="18"/>
               </w:rPr>
-              <w:t>verbatim from actionOptions</w:t>
+              <w:t>actionOptions[].</w:t>
+            </w:r>
+            <w:r>
+              <w:rPr>
+                <w:rFonts w:ascii="Arial" w:hAnsi="Arial" w:eastAsia="Arial" w:cs="Tahoma"/>
+                <w:b/>
+                <w:sz w:val="18"/>
+              </w:rPr>
+              <w:t>value</w:t>
+            </w:r>
+            <w:r>
+              <w:rPr>
+                <w:rFonts w:ascii="Arial" w:hAnsi="Arial" w:eastAsia="Arial" w:cs="Tahoma"/>
+                <w:sz w:val="18"/>
+              </w:rPr>
+              <w:t xml:space="preserve"> (ไม่ใช่ label)</w:t>
             </w:r>
           </w:p>
         </w:tc>
@@ -2006,7 +2021,66 @@
                 <w:rFonts w:ascii="Arial" w:hAnsi="Arial" w:eastAsia="Arial" w:cs="Tahoma"/>
                 <w:sz w:val="18"/>
               </w:rPr>
-              <w:t xml:space="preserve"> เท่านั้น</w:t>
+              <w:t xml:space="preserve"> เท่านั้น · </w:t>
+            </w:r>
+            <w:r>
+              <w:rPr>
+                <w:rFonts w:ascii="Arial" w:hAnsi="Arial" w:eastAsia="Arial" w:cs="Tahoma"/>
+                <w:b/>
+                <w:sz w:val="18"/>
+              </w:rPr>
+              <w:t>`result` = `actionOptions[].value`</w:t>
+            </w:r>
+            <w:r>
+              <w:rPr>
+                <w:rFonts w:ascii="Arial" w:hAnsi="Arial" w:eastAsia="Arial" w:cs="Tahoma"/>
+                <w:sz w:val="18"/>
+              </w:rPr>
+              <w:t xml:space="preserve"> — </w:t>
+            </w:r>
+            <w:r>
+              <w:rPr>
+                <w:rFonts w:ascii="Courier New" w:hAnsi="Courier New" w:eastAsia="Courier New" w:cs="Tahoma"/>
+                <w:sz w:val="18"/>
+              </w:rPr>
+              <w:t>label</w:t>
+            </w:r>
+            <w:r>
+              <w:rPr>
+                <w:rFonts w:ascii="Arial" w:hAnsi="Arial" w:eastAsia="Arial" w:cs="Tahoma"/>
+                <w:sz w:val="18"/>
+              </w:rPr>
+              <w:t xml:space="preserve"> เป็นข้อความบนปุ่มที่ยาวกว่า (เช่น label </w:t>
+            </w:r>
+            <w:r>
+              <w:rPr>
+                <w:rFonts w:ascii="Arial" w:hAnsi="Arial" w:eastAsia="Arial" w:cs="Tahoma"/>
+                <w:color w:val="8A3324"/>
+                <w:sz w:val="18"/>
+              </w:rPr>
+              <w:t>ส่งเจ้าหน้าที่ SBP DSA ดำเนินการ</w:t>
+            </w:r>
+            <w:r>
+              <w:rPr>
+                <w:rFonts w:ascii="Arial" w:hAnsi="Arial" w:eastAsia="Arial" w:cs="Tahoma"/>
+                <w:sz w:val="18"/>
+              </w:rPr>
+              <w:t xml:space="preserve"> → value </w:t>
+            </w:r>
+            <w:r>
+              <w:rPr>
+                <w:rFonts w:ascii="Arial" w:hAnsi="Arial" w:eastAsia="Arial" w:cs="Tahoma"/>
+                <w:color w:val="8A3324"/>
+                <w:sz w:val="18"/>
+              </w:rPr>
+              <w:t>ส่งเจ้าหน้าที่ SBP DSA</w:t>
+            </w:r>
+            <w:r>
+              <w:rPr>
+                <w:rFonts w:ascii="Arial" w:hAnsi="Arial" w:eastAsia="Arial" w:cs="Tahoma"/>
+                <w:sz w:val="18"/>
+              </w:rPr>
+              <w:t>) ส่ง label ไปจะไม่ตรง 7 ค่าของ enum</w:t>
             </w:r>
           </w:p>
         </w:tc>
@@ -2112,6 +2186,140 @@
                 <w:sz w:val="18"/>
               </w:rPr>
               <w:t>invalidate detail/timeline/tasks แล้ว resolve label จาก /sgi/lookup/document-statuses</w:t>
+            </w:r>
+          </w:p>
+        </w:tc>
+      </w:tr>
+      <w:tr>
+        <w:trPr>
+          <w:cantSplit/>
+        </w:trPr>
+        <w:tc>
+          <w:tcPr>
+            <w:tcW w:type="dxa" w:w="2520"/>
+            <w:vAlign w:val="center"/>
+          </w:tcPr>
+          <w:p>
+            <w:pPr>
+              <w:keepLines/>
+              <w:spacing w:after="0"/>
+            </w:pPr>
+            <w:r>
+              <w:rPr>
+                <w:rFonts w:ascii="Arial" w:hAnsi="Arial" w:eastAsia="Arial" w:cs="Tahoma"/>
+                <w:sz w:val="18"/>
+              </w:rPr>
+            </w:r>
+            <w:r>
+              <w:rPr>
+                <w:rFonts w:ascii="Arial" w:hAnsi="Arial" w:eastAsia="Arial" w:cs="Tahoma"/>
+                <w:sz w:val="18"/>
+              </w:rPr>
+              <w:t>envelope</w:t>
+            </w:r>
+          </w:p>
+        </w:tc>
+        <w:tc>
+          <w:tcPr>
+            <w:tcW w:type="dxa" w:w="2520"/>
+            <w:vAlign w:val="center"/>
+          </w:tcPr>
+          <w:p>
+            <w:pPr>
+              <w:keepLines/>
+              <w:spacing w:after="0"/>
+            </w:pPr>
+            <w:r>
+              <w:rPr>
+                <w:rFonts w:ascii="Arial" w:hAnsi="Arial" w:eastAsia="Arial" w:cs="Tahoma"/>
+                <w:sz w:val="18"/>
+              </w:rPr>
+            </w:r>
+            <w:r>
+              <w:rPr>
+                <w:rFonts w:ascii="Arial" w:hAnsi="Arial" w:eastAsia="Arial" w:cs="Tahoma"/>
+                <w:sz w:val="18"/>
+              </w:rPr>
+              <w:t>{success, data, requestId}</w:t>
+            </w:r>
+          </w:p>
+        </w:tc>
+        <w:tc>
+          <w:tcPr>
+            <w:tcW w:type="dxa" w:w="2520"/>
+            <w:vAlign w:val="center"/>
+          </w:tcPr>
+          <w:p>
+            <w:pPr>
+              <w:keepLines/>
+              <w:spacing w:after="0"/>
+            </w:pPr>
+            <w:r>
+              <w:rPr>
+                <w:rFonts w:ascii="Arial" w:hAnsi="Arial" w:eastAsia="Arial" w:cs="Tahoma"/>
+                <w:sz w:val="18"/>
+              </w:rPr>
+            </w:r>
+            <w:r>
+              <w:rPr>
+                <w:rFonts w:ascii="Arial" w:hAnsi="Arial" w:eastAsia="Arial" w:cs="Tahoma"/>
+                <w:sz w:val="18"/>
+              </w:rPr>
+              <w:t>BFF unwrap ของ store-backend แล้ว 1 ชั้น</w:t>
+            </w:r>
+          </w:p>
+        </w:tc>
+        <w:tc>
+          <w:tcPr>
+            <w:tcW w:type="dxa" w:w="2520"/>
+            <w:vAlign w:val="center"/>
+          </w:tcPr>
+          <w:p>
+            <w:pPr>
+              <w:keepLines/>
+              <w:spacing w:after="0"/>
+            </w:pPr>
+            <w:r>
+              <w:rPr>
+                <w:rFonts w:ascii="Arial" w:hAnsi="Arial" w:eastAsia="Arial" w:cs="Tahoma"/>
+                <w:sz w:val="18"/>
+              </w:rPr>
+            </w:r>
+            <w:r>
+              <w:rPr>
+                <w:rFonts w:ascii="Arial" w:hAnsi="Arial" w:eastAsia="Arial" w:cs="Tahoma"/>
+                <w:sz w:val="18"/>
+              </w:rPr>
+              <w:t xml:space="preserve">FE อ่าน </w:t>
+            </w:r>
+            <w:r>
+              <w:rPr>
+                <w:rFonts w:ascii="Courier New" w:hAnsi="Courier New" w:eastAsia="Courier New" w:cs="Tahoma"/>
+                <w:sz w:val="18"/>
+              </w:rPr>
+              <w:t>data.data</w:t>
+            </w:r>
+            <w:r>
+              <w:rPr>
+                <w:rFonts w:ascii="Arial" w:hAnsi="Arial" w:eastAsia="Arial" w:cs="Tahoma"/>
+                <w:sz w:val="18"/>
+              </w:rPr>
+              <w:t xml:space="preserve"> ชั้นเดียว (ยืนยันจากโค้ด BFF จริง 2026-09-04 · รายละเอียดเต็มอยู่ใน </w:t>
+            </w:r>
+            <w:r>
+              <w:rPr>
+                <w:rFonts w:ascii="Arial" w:hAnsi="Arial" w:eastAsia="Arial" w:cs="Tahoma"/>
+                <w:b/>
+                <w:sz w:val="18"/>
+              </w:rPr>
+              <w:t>LLDD-BE-Integration-SBP-Platform.pdf</w:t>
+            </w:r>
+            <w:r>
+              <w:rPr>
+                <w:rFonts w:ascii="Arial" w:hAnsi="Arial" w:eastAsia="Arial" w:cs="Tahoma"/>
+                <w:sz w:val="18"/>
+              </w:rPr>
+              <w:t xml:space="preserve"> หัวข้อ 5)</w:t>
             </w:r>
           </w:p>
         </w:tc>
@@ -3577,7 +3785,7 @@
                 <w:rFonts w:ascii="Arial" w:hAnsi="Arial" w:eastAsia="Arial" w:cs="Tahoma"/>
                 <w:sz w:val="18"/>
               </w:rPr>
-              <w:t>Interface (tracking / ACK)</w:t>
+              <w:t>Interface (tracking)</w:t>
             </w:r>
           </w:p>
         </w:tc>
@@ -3627,7 +3835,7 @@
                 <w:rFonts w:ascii="Arial" w:hAnsi="Arial" w:eastAsia="Arial" w:cs="Tahoma"/>
                 <w:sz w:val="18"/>
               </w:rPr>
-              <w:t>3</w:t>
+              <w:t>2</w:t>
             </w:r>
           </w:p>
         </w:tc>
@@ -3673,14 +3881,22 @@
                 <w:rFonts w:ascii="Arial" w:hAnsi="Arial" w:eastAsia="Arial" w:cs="Tahoma"/>
                 <w:sz w:val="18"/>
               </w:rPr>
-              <w:t xml:space="preserve"> · </w:t>
-            </w:r>
-            <w:r>
-              <w:rPr>
-                <w:rFonts w:ascii="Courier New" w:hAnsi="Courier New" w:eastAsia="Courier New" w:cs="Tahoma"/>
-                <w:sz w:val="18"/>
-              </w:rPr>
-              <w:t>/sta/ack</w:t>
+              <w:t xml:space="preserve"> — </w:t>
+            </w:r>
+            <w:r>
+              <w:rPr>
+                <w:rFonts w:ascii="Arial" w:hAnsi="Arial" w:eastAsia="Arial" w:cs="Tahoma"/>
+                <w:b/>
+                <w:sz w:val="18"/>
+              </w:rPr>
+              <w:t>ตัด `/sta/ack` 2026-09-08</w:t>
+            </w:r>
+            <w:r>
+              <w:rPr>
+                <w:rFonts w:ascii="Arial" w:hAnsi="Arial" w:eastAsia="Arial" w:cs="Tahoma"/>
+                <w:sz w:val="18"/>
+              </w:rPr>
+              <w:t xml:space="preserve"> (ข้อ 2.13 · สเปก STA ไม่มี ACK แบบ HTTP)</w:t>
             </w:r>
           </w:p>
         </w:tc>
@@ -3695,7 +3911,7 @@
         <w:t>Batch job ไม่มีกลุ่ม path ของตัวเอง</w:t>
       </w:r>
       <w:r>
-        <w:t xml:space="preserve"> — Jobs 2-10 + 8b รันด้วย cron/CLI ไม่ได้เปิด endpoint (กลุ่ม Batch Job Admin 6 เส้นถูกตัดทิ้ง 2026-08-06) · หน้าต่างที่มองเห็นผลของ job คือ </w:t>
+        <w:t xml:space="preserve"> — Jobs 2, 3, 4, 5, 6, 7, 8, 8b, 9, 10, 11, 12 (รวม 12 job) รันด้วย AWS Batch/CLI ไม่ได้เปิด endpoint (กลุ่ม Batch Job Admin 6 เส้นถูกตัดทิ้ง 2026-08-06) · หน้าต่างที่มองเห็นผลของ job คือ </w:t>
       </w:r>
       <w:r>
         <w:rPr>
@@ -3714,6 +3930,77 @@
       </w:r>
       <w:r>
         <w:t>) กับ application log เท่านั้น</w:t>
+        <w:br/>
+        <w:br/>
+      </w:r>
+      <w:r>
+        <w:rPr>
+          <w:b/>
+        </w:rPr>
+        <w:t>repo ปลายทางของ batch job ทุกตัวคือ `SBP/srm-sps-spsap-sop-sgi-batch`</w:t>
+      </w:r>
+      <w:r>
+        <w:t xml:space="preserve"> — วิธีลงทะเบียน job, รูปแบบ </w:t>
+      </w:r>
+      <w:r>
+        <w:rPr>
+          <w:rFonts w:ascii="Courier New" w:hAnsi="Courier New" w:eastAsia="Courier New" w:cs="Tahoma"/>
+        </w:rPr>
+        <w:t>INPUT</w:t>
+      </w:r>
+      <w:r>
+        <w:t xml:space="preserve">, publisher ของ RabbitMQ, </w:t>
+      </w:r>
+      <w:r>
+        <w:rPr>
+          <w:rFonts w:ascii="Courier New" w:hAnsi="Courier New" w:eastAsia="Courier New" w:cs="Tahoma"/>
+        </w:rPr>
+        <w:t>S3Service</w:t>
+      </w:r>
+      <w:r>
+        <w:t xml:space="preserve"> และ </w:t>
+      </w:r>
+      <w:r>
+        <w:rPr>
+          <w:rFonts w:ascii="Courier New" w:hAnsi="Courier New" w:eastAsia="Courier New" w:cs="Tahoma"/>
+        </w:rPr>
+        <w:t>integration_log</w:t>
+      </w:r>
+      <w:r>
+        <w:t xml:space="preserve"> อ่านได้ที่ </w:t>
+      </w:r>
+      <w:r>
+        <w:rPr>
+          <w:b/>
+        </w:rPr>
+        <w:t>`srm sps spsap sop sgi batch`</w:t>
+      </w:r>
+      <w:r>
+        <w:t xml:space="preserve"> · ห้ามออกแบบ batch ของ SGI โดยไม่อ่านไฟล์นั้นก่อน · ส่วน job ที่ถูก </w:t>
+      </w:r>
+      <w:r>
+        <w:rPr>
+          <w:b/>
+        </w:rPr>
+        <w:t>สั่งจากข้อความ</w:t>
+      </w:r>
+      <w:r>
+        <w:t xml:space="preserve"> (Job 5 · Job 11 · มติ 2026-09-08) ตัวรับข้อความคือ </w:t>
+      </w:r>
+      <w:r>
+        <w:rPr>
+          <w:b/>
+        </w:rPr>
+        <w:t>`SBP/srm-sps-spsap-store-consumer`</w:t>
+      </w:r>
+      <w:r>
+        <w:t xml:space="preserve"> — ดู </w:t>
+      </w:r>
+      <w:r>
+        <w:rPr>
+          <w:rFonts w:ascii="Courier New" w:hAnsi="Courier New" w:eastAsia="Courier New" w:cs="Tahoma"/>
+        </w:rPr>
+        <w:t>srm sps spsap store consumer</w:t>
       </w:r>
     </w:p>
     <w:p>
@@ -4075,35 +4362,63 @@
             <w:r>
               <w:rPr>
                 <w:rFonts w:ascii="Arial" w:hAnsi="Arial" w:eastAsia="Arial" w:cs="Tahoma"/>
+                <w:sz w:val="18"/>
+              </w:rPr>
+              <w:t>~~</w:t>
+            </w:r>
+            <w:r>
+              <w:rPr>
+                <w:rFonts w:ascii="Courier New" w:hAnsi="Courier New" w:eastAsia="Courier New" w:cs="Tahoma"/>
+                <w:sz w:val="18"/>
+              </w:rPr>
+              <w:t>/interfaces/sta/ack</w:t>
+            </w:r>
+            <w:r>
+              <w:rPr>
+                <w:rFonts w:ascii="Arial" w:hAnsi="Arial" w:eastAsia="Arial" w:cs="Tahoma"/>
+                <w:sz w:val="18"/>
+              </w:rPr>
+              <w:t>~~</w:t>
+            </w:r>
+          </w:p>
+        </w:tc>
+        <w:tc>
+          <w:tcPr>
+            <w:tcW w:type="dxa" w:w="3360"/>
+            <w:vAlign w:val="center"/>
+          </w:tcPr>
+          <w:p>
+            <w:pPr>
+              <w:keepLines/>
+              <w:spacing w:after="0"/>
+            </w:pPr>
+            <w:r>
+              <w:rPr>
+                <w:rFonts w:ascii="Arial" w:hAnsi="Arial" w:eastAsia="Arial" w:cs="Tahoma"/>
+                <w:sz w:val="18"/>
+              </w:rPr>
+            </w:r>
+            <w:r>
+              <w:rPr>
+                <w:rFonts w:ascii="Arial" w:hAnsi="Arial" w:eastAsia="Arial" w:cs="Tahoma"/>
+                <w:sz w:val="18"/>
+              </w:rPr>
+              <w:t xml:space="preserve">✅ </w:t>
+            </w:r>
+            <w:r>
+              <w:rPr>
+                <w:rFonts w:ascii="Arial" w:hAnsi="Arial" w:eastAsia="Arial" w:cs="Tahoma"/>
                 <w:b/>
                 <w:sz w:val="18"/>
               </w:rPr>
-              <w:t>`/interfaces/sta/ack`</w:t>
-            </w:r>
-          </w:p>
-        </w:tc>
-        <w:tc>
-          <w:tcPr>
-            <w:tcW w:type="dxa" w:w="3360"/>
-            <w:vAlign w:val="center"/>
-          </w:tcPr>
-          <w:p>
-            <w:pPr>
-              <w:keepLines/>
-              <w:spacing w:after="0"/>
-            </w:pPr>
-            <w:r>
-              <w:rPr>
-                <w:rFonts w:ascii="Arial" w:hAnsi="Arial" w:eastAsia="Arial" w:cs="Tahoma"/>
-                <w:sz w:val="18"/>
-              </w:rPr>
-            </w:r>
-            <w:r>
-              <w:rPr>
-                <w:rFonts w:ascii="Arial" w:hAnsi="Arial" w:eastAsia="Arial" w:cs="Tahoma"/>
-                <w:sz w:val="18"/>
-              </w:rPr>
-              <w:t>🔴 เกือบเหมือนกัน — เสี่ยงยิงผิดเส้นจริง</w:t>
+              <w:t>หมดความเสี่ยงแล้ว</w:t>
+            </w:r>
+            <w:r>
+              <w:rPr>
+                <w:rFonts w:ascii="Arial" w:hAnsi="Arial" w:eastAsia="Arial" w:cs="Tahoma"/>
+                <w:sz w:val="18"/>
+              </w:rPr>
+              <w:t xml:space="preserve"> — เส้นของเราถูกตัดเมื่อ 2026-09-08</w:t>
             </w:r>
           </w:p>
         </w:tc>
@@ -10787,7 +11102,7 @@
     </w:p>
     <w:p>
       <w:pPr>
-        <w:pStyle w:val="Heading3"/>
+        <w:pStyle w:val="Heading2"/>
         <w:keepNext/>
         <w:keepLines/>
         <w:pageBreakBefore w:val="0"/>
@@ -11234,7 +11549,7 @@
     <w:p/>
     <w:p>
       <w:pPr>
-        <w:pStyle w:val="Heading3"/>
+        <w:pStyle w:val="Heading2"/>
         <w:keepNext/>
         <w:keepLines/>
         <w:pageBreakBefore w:val="0"/>
@@ -11358,7 +11673,7 @@
     </w:p>
     <w:p>
       <w:pPr>
-        <w:pStyle w:val="Heading3"/>
+        <w:pStyle w:val="Heading2"/>
         <w:keepNext/>
         <w:keepLines/>
         <w:pageBreakBefore w:val="0"/>
@@ -11402,12 +11717,24 @@
         <w:t>}</w:t>
         <w:br/>
         <w:br/>
-        <w:t>// TODO: ยืนยันกับทีม BFF ว่า unwrap envelope { success, data } ที่ชั้นไหน (BFF หรือ FE)</w:t>
+        <w:t>// ── envelope: อ่าน `data.data` ชั้นเดียว (ยืนยันจากโค้ดจริงของ BFF 2026-09-04) ──</w:t>
+        <w:br/>
+        <w:t>//   BFF มี ResponseInterceptor ระดับ global (src/common/interceptors/response.interceptor.ts)</w:t>
+        <w:br/>
+        <w:t>//   ที่ห่อผลลัพธ์ของ controller เป็น { success, data, requestId } ให้เสมอ</w:t>
+        <w:br/>
+        <w:t>//   ⚠️ ถ้า client service ของ BFF คืน `response.data` ดิบ (= envelope ของ store-backend)</w:t>
+        <w:br/>
+        <w:t>//      interceptor จะเห็นคีย์ success แล้วห่อซ้ำ → FE ได้ { success, data: { data: &lt;payload&gt; } }</w:t>
+        <w:br/>
+        <w:t>//      สัญญาที่ตกลง: **BFF ต้อง unwrap ของ store-backend ก่อน 1 ชั้น** (คืน response.data.data)</w:t>
+        <w:br/>
+        <w:t>//      FE จึงอ่าน data.data ชั้นเดียวตามโค้ดด้านบน · requestId ใช้อ้างอิงตอนแจ้งปัญหา</w:t>
       </w:r>
     </w:p>
     <w:p>
       <w:pPr>
-        <w:pStyle w:val="Heading3"/>
+        <w:pStyle w:val="Heading2"/>
         <w:keepNext/>
         <w:keepLines/>
         <w:pageBreakBefore w:val="0"/>
@@ -11460,7 +11787,7 @@
     </w:p>
     <w:p>
       <w:pPr>
-        <w:pStyle w:val="Heading3"/>
+        <w:pStyle w:val="Heading2"/>
         <w:keepNext/>
         <w:keepLines/>
         <w:pageBreakBefore w:val="0"/>

--- a/LLDD/word/FE/LLDD-FE-Integration-Contracts.docx
+++ b/LLDD/word/FE/LLDD-FE-Integration-Contracts.docx
@@ -3991,7 +3991,7 @@
         <w:rPr>
           <w:b/>
         </w:rPr>
-        <w:t>`SBP/srm-sps-spsap-store-consumer`</w:t>
+        <w:t>`SBP/srm-sps-spsap-sop-sgi-batch`</w:t>
       </w:r>
       <w:r>
         <w:t xml:space="preserve"> — ดู </w:t>
@@ -4000,7 +4000,10 @@
         <w:rPr>
           <w:rFonts w:ascii="Courier New" w:hAnsi="Courier New" w:eastAsia="Courier New" w:cs="Tahoma"/>
         </w:rPr>
-        <w:t>srm sps spsap store consumer</w:t>
+        <w:t>srm sps spsap sop sgi batch</w:t>
+      </w:r>
+      <w:r>
+        <w:t xml:space="preserve"> (job consume คิวเอง · มติ 2026-09-12)</w:t>
       </w:r>
     </w:p>
     <w:p>
@@ -10385,7 +10388,107 @@
                 <w:rFonts w:ascii="Arial" w:hAnsi="Arial" w:eastAsia="Arial" w:cs="Tahoma"/>
                 <w:sz w:val="18"/>
               </w:rPr>
-              <w:t>UTF-8; use value domain described by endpoint purpose</w:t>
+              <w:t xml:space="preserve">ช่อง </w:t>
+            </w:r>
+            <w:r>
+              <w:rPr>
+                <w:rFonts w:ascii="Arial" w:hAnsi="Arial" w:eastAsia="Arial" w:cs="Tahoma"/>
+                <w:b/>
+                <w:sz w:val="18"/>
+              </w:rPr>
+              <w:t>ผลการพิจารณา</w:t>
+            </w:r>
+            <w:r>
+              <w:rPr>
+                <w:rFonts w:ascii="Arial" w:hAnsi="Arial" w:eastAsia="Arial" w:cs="Tahoma"/>
+                <w:sz w:val="18"/>
+              </w:rPr>
+              <w:t xml:space="preserve"> (มีเฉพาะหน้า *ที่เกี่ยวข้อง*) — </w:t>
+            </w:r>
+            <w:r>
+              <w:rPr>
+                <w:rFonts w:ascii="Courier New" w:hAnsi="Courier New" w:eastAsia="Courier New" w:cs="Tahoma"/>
+                <w:sz w:val="18"/>
+              </w:rPr>
+              <w:t>APPROVE</w:t>
+            </w:r>
+            <w:r>
+              <w:rPr>
+                <w:rFonts w:ascii="Arial" w:hAnsi="Arial" w:eastAsia="Arial" w:cs="Tahoma"/>
+                <w:sz w:val="18"/>
+              </w:rPr>
+              <w:t xml:space="preserve"> / </w:t>
+            </w:r>
+            <w:r>
+              <w:rPr>
+                <w:rFonts w:ascii="Courier New" w:hAnsi="Courier New" w:eastAsia="Courier New" w:cs="Tahoma"/>
+                <w:sz w:val="18"/>
+              </w:rPr>
+              <w:t>REJECT</w:t>
+            </w:r>
+            <w:r>
+              <w:rPr>
+                <w:rFonts w:ascii="Arial" w:hAnsi="Arial" w:eastAsia="Arial" w:cs="Tahoma"/>
+                <w:sz w:val="18"/>
+              </w:rPr>
+              <w:t xml:space="preserve"> / </w:t>
+            </w:r>
+            <w:r>
+              <w:rPr>
+                <w:rFonts w:ascii="Courier New" w:hAnsi="Courier New" w:eastAsia="Courier New" w:cs="Tahoma"/>
+                <w:sz w:val="18"/>
+              </w:rPr>
+              <w:t>CANCELLED</w:t>
+            </w:r>
+            <w:r>
+              <w:rPr>
+                <w:rFonts w:ascii="Arial" w:hAnsi="Arial" w:eastAsia="Arial" w:cs="Tahoma"/>
+                <w:sz w:val="18"/>
+              </w:rPr>
+              <w:t xml:space="preserve"> / </w:t>
+            </w:r>
+            <w:r>
+              <w:rPr>
+                <w:rFonts w:ascii="Courier New" w:hAnsi="Courier New" w:eastAsia="Courier New" w:cs="Tahoma"/>
+                <w:sz w:val="18"/>
+              </w:rPr>
+              <w:t>NONE</w:t>
+            </w:r>
+            <w:r>
+              <w:rPr>
+                <w:rFonts w:ascii="Arial" w:hAnsi="Arial" w:eastAsia="Arial" w:cs="Tahoma"/>
+                <w:sz w:val="18"/>
+              </w:rPr>
+              <w:t xml:space="preserve"> · ดูจากผลพิจารณา </w:t>
+            </w:r>
+            <w:r>
+              <w:rPr>
+                <w:rFonts w:ascii="Arial" w:hAnsi="Arial" w:eastAsia="Arial" w:cs="Tahoma"/>
+                <w:b/>
+                <w:sz w:val="18"/>
+              </w:rPr>
+              <w:t>ล่าสุด</w:t>
+            </w:r>
+            <w:r>
+              <w:rPr>
+                <w:rFonts w:ascii="Arial" w:hAnsi="Arial" w:eastAsia="Arial" w:cs="Tahoma"/>
+                <w:sz w:val="18"/>
+              </w:rPr>
+              <w:t xml:space="preserve"> ของเอกสารใน </w:t>
+            </w:r>
+            <w:r>
+              <w:rPr>
+                <w:rFonts w:ascii="Courier New" w:hAnsi="Courier New" w:eastAsia="Courier New" w:cs="Tahoma"/>
+                <w:sz w:val="18"/>
+              </w:rPr>
+              <w:t>sgi_consideration_logs</w:t>
+            </w:r>
+            <w:r>
+              <w:rPr>
+                <w:rFonts w:ascii="Arial" w:hAnsi="Arial" w:eastAsia="Arial" w:cs="Tahoma"/>
+                <w:sz w:val="18"/>
+              </w:rPr>
+              <w:t xml:space="preserve"> ไม่ได้อยู่ที่หัวเอกสาร</w:t>
             </w:r>
           </w:p>
         </w:tc>

--- a/LLDD/word/FE/LLDD-FE-Integration-Contracts.docx
+++ b/LLDD/word/FE/LLDD-FE-Integration-Contracts.docx
@@ -3843,7 +3843,7 @@
         <w:t>Batch job ไม่มีกลุ่ม path ของตัวเอง</w:t>
       </w:r>
       <w:r>
-        <w:t xml:space="preserve"> — Jobs 2, 3, 4, 5, 6, 7, 8, 8b, 9, 10, 12 (รวม 11 job) รันด้วย AWS Batch/CLI ไม่ได้เปิด endpoint (กลุ่ม Batch Job Admin 6 เส้นถูกตัดทิ้ง 2026-08-06 · </w:t>
+        <w:t xml:space="preserve"> — Jobs 2, 3, 4, 5, 6, 7, 8, 8b, 9, 10, 11, 12 (รวม 12 job) รันด้วย AWS Batch/CLI ไม่ได้เปิด endpoint (กลุ่ม Batch Job Admin 6 เส้นถูกตัดทิ้ง 2026-08-06 · </w:t>
       </w:r>
       <w:r>
         <w:rPr>

--- a/LLDD/word/FE/LLDD-FE-Integration-Contracts.docx
+++ b/LLDD/word/FE/LLDD-FE-Integration-Contracts.docx
@@ -3843,7 +3843,7 @@
         <w:t>Batch job ไม่มีกลุ่ม path ของตัวเอง</w:t>
       </w:r>
       <w:r>
-        <w:t xml:space="preserve"> — Jobs 2, 3, 4, 5, 6, 7, 8, 8b, 9, 10, 11, 12 (รวม 12 job) รันด้วย AWS Batch/CLI ไม่ได้เปิด endpoint (กลุ่ม Batch Job Admin 6 เส้นถูกตัดทิ้ง 2026-08-06 · </w:t>
+        <w:t xml:space="preserve"> — Jobs 2, 3, 4, 5, 6, 7, 8, 8b, 9, 10, 12 (รวม 11 job) รันด้วย AWS Batch/CLI ไม่ได้เปิด endpoint (กลุ่ม Batch Job Admin 6 เส้นถูกตัดทิ้ง 2026-08-06 · </w:t>
       </w:r>
       <w:r>
         <w:rPr>
